--- a/research/TRD-EHR/paper1-trd-prediction/parts/supplement/16-s2-precision-recall-performance.docx
+++ b/research/TRD-EHR/paper1-trd-prediction/parts/supplement/16-s2-precision-recall-performance.docx
@@ -2,7 +2,7 @@
 <file path=word/document.xml><?xml version="1.0" encoding="utf-8"?>
 <w:document xmlns:w="http://schemas.openxmlformats.org/wordprocessingml/2006/main" xmlns:m="http://schemas.openxmlformats.org/officeDocument/2006/math" xmlns:r="http://schemas.openxmlformats.org/officeDocument/2006/relationships" xmlns:o="urn:schemas-microsoft-com:office:office" xmlns:v="urn:schemas-microsoft-com:vml" xmlns:w10="urn:schemas-microsoft-com:office:word" xmlns:a="http://schemas.openxmlformats.org/drawingml/2006/main" xmlns:pic="http://schemas.openxmlformats.org/drawingml/2006/picture" xmlns:wp="http://schemas.openxmlformats.org/drawingml/2006/wordprocessingDrawing">
   <w:body>
-    <w:bookmarkStart w:id="22" w:name="s2-precision-recall-performance"/>
+    <w:bookmarkStart w:id="25" w:name="s2-precision-recall-performance"/>
     <w:p>
       <w:pPr>
         <w:pStyle w:val="Heading1"/>
@@ -24,7 +24,7 @@
         <w:pStyle w:val="BodyText"/>
       </w:pPr>
       <w:r>
-        <w:t xml:space="preserve">AUPRC remained modest across models (Tables S1–S2; Figure S4). The leading embedded and feature models achieved 0.302 and 0.298, respectively. These values are also summarized in Table 2.</w:t>
+        <w:t xml:space="preserve">AUPRC remained modest across models (Tables S1–S2; Figure S4). The leading embedded and feature models achieved 0.302 and 0.298, respectively. These values are also summarized in Table 2. At each retrieval arm’s best k, AUPRC was 0.272 (95% CI 0.251–0.294) for importance-weighted, 0.264 (95% CI 0.244–0.286) for plain cosine, and 0.176 (95% CI 0.165–0.188) for random retrieval. Random retrieval therefore sat at the no-skill reference. The best k was chosen on the test patients by ROC AUC, so these values are optimistic.</w:t>
       </w:r>
     </w:p>
     <w:p>
@@ -365,6 +365,126 @@
             </w:pPr>
             <w:r>
               <w:t xml:space="preserve">0.298</w:t>
+            </w:r>
+          </w:p>
+        </w:tc>
+      </w:tr>
+    </w:tbl>
+    <w:p>
+      <w:pPr>
+        <w:pStyle w:val="BodyText"/>
+      </w:pPr>
+      <w:r>
+        <w:t xml:space="preserve">Retrieval rows, each at its own test-selected best k, with bootstrap 95% CIs:</w:t>
+      </w:r>
+    </w:p>
+    <w:tbl>
+      <w:tblPr>
+        <w:tblStyle w:val="Table"/>
+        <w:tblW w:type="pct" w:w="0.0"/>
+        <w:tblLook w:firstRow="1" w:lastRow="0" w:firstColumn="0" w:lastColumn="0" w:noHBand="0" w:noVBand="0" w:val="0020"/>
+      </w:tblPr>
+      <w:tblGrid/>
+      <w:tr>
+        <w:tc>
+          <w:p>
+            <w:pPr>
+              <w:pStyle w:val="Compact"/>
+              <w:jc w:val="left"/>
+            </w:pPr>
+            <w:r>
+              <w:rPr>
+                <w:bCs/>
+                <w:b/>
+              </w:rPr>
+              <w:t xml:space="preserve">Retrieval arm</w:t>
+            </w:r>
+          </w:p>
+        </w:tc>
+        <w:tc>
+          <w:p>
+            <w:pPr>
+              <w:pStyle w:val="Compact"/>
+              <w:jc w:val="left"/>
+            </w:pPr>
+            <w:r>
+              <w:rPr>
+                <w:bCs/>
+                <w:b/>
+              </w:rPr>
+              <w:t xml:space="preserve">AUPRC (95% CI)</w:t>
+            </w:r>
+          </w:p>
+        </w:tc>
+      </w:tr>
+      <w:tr>
+        <w:tc>
+          <w:p>
+            <w:pPr>
+              <w:pStyle w:val="Compact"/>
+              <w:jc w:val="left"/>
+            </w:pPr>
+            <w:r>
+              <w:t xml:space="preserve">Importance-weighted cosine, k = 295</w:t>
+            </w:r>
+          </w:p>
+        </w:tc>
+        <w:tc>
+          <w:p>
+            <w:pPr>
+              <w:pStyle w:val="Compact"/>
+              <w:jc w:val="left"/>
+            </w:pPr>
+            <w:r>
+              <w:t xml:space="preserve">0.272 (0.251–0.294)</w:t>
+            </w:r>
+          </w:p>
+        </w:tc>
+      </w:tr>
+      <w:tr>
+        <w:tc>
+          <w:p>
+            <w:pPr>
+              <w:pStyle w:val="Compact"/>
+              <w:jc w:val="left"/>
+            </w:pPr>
+            <w:r>
+              <w:t xml:space="preserve">Plain cosine, k = 757</w:t>
+            </w:r>
+          </w:p>
+        </w:tc>
+        <w:tc>
+          <w:p>
+            <w:pPr>
+              <w:pStyle w:val="Compact"/>
+              <w:jc w:val="left"/>
+            </w:pPr>
+            <w:r>
+              <w:t xml:space="preserve">0.264 (0.244–0.286)</w:t>
+            </w:r>
+          </w:p>
+        </w:tc>
+      </w:tr>
+      <w:tr>
+        <w:tc>
+          <w:p>
+            <w:pPr>
+              <w:pStyle w:val="Compact"/>
+              <w:jc w:val="left"/>
+            </w:pPr>
+            <w:r>
+              <w:t xml:space="preserve">Random, uniform weights, k = 32,720</w:t>
+            </w:r>
+          </w:p>
+        </w:tc>
+        <w:tc>
+          <w:p>
+            <w:pPr>
+              <w:pStyle w:val="Compact"/>
+              <w:jc w:val="left"/>
+            </w:pPr>
+            <w:r>
+              <w:t xml:space="preserve">0.176 (0.165–0.188)</w:t>
             </w:r>
           </w:p>
         </w:tc>
@@ -629,10 +749,175 @@
         <w:pStyle w:val="BodyText"/>
       </w:pPr>
       <w:r>
-        <w:t xml:space="preserve">Figure S4. Precision–recall curves for the best classifier on each representation (held-out test set; primary Qwen3-Embedding-8B encoder). (A) Embedded logistic regression; (B) feature-vector XGBoost. The no-skill AUPRC reference is 0.175, the positive rate.</w:t>
+        <w:t xml:space="preserve">C Importance-weighted nearest retrieval, k = 295</w:t>
       </w:r>
     </w:p>
-    <w:bookmarkEnd w:id="22"/>
+    <w:p>
+      <w:pPr>
+        <w:pStyle w:val="BodyText"/>
+      </w:pPr>
+      <w:r>
+        <w:drawing>
+          <wp:inline>
+            <wp:extent cx="5303520" cy="2863900"/>
+            <wp:effectExtent b="0" l="0" r="0" t="0"/>
+            <wp:docPr descr="" title="" id="1" name="Picture"/>
+            <a:graphic>
+              <a:graphicData uri="http://schemas.openxmlformats.org/drawingml/2006/picture">
+                <pic:pic>
+                  <pic:nvPicPr>
+                    <pic:cNvPr descr="../results/Qwen-Qwen3-Embedding-8B/google_medgemma-27b-text-it/neighbor_count_sweep/best_k_panels/pr_curve_NEAREST_IMPORTANCE_WEIGHTED_alpha1_k295.png" id="0" name="Picture"/>
+                    <pic:cNvPicPr>
+                      <a:picLocks noChangeArrowheads="1" noChangeAspect="1"/>
+                    </pic:cNvPicPr>
+                  </pic:nvPicPr>
+                  <pic:blipFill>
+                    <a:blip r:embed="rId22"/>
+                    <a:stretch>
+                      <a:fillRect/>
+                    </a:stretch>
+                  </pic:blipFill>
+                  <pic:spPr bwMode="auto">
+                    <a:xfrm>
+                      <a:off x="0" y="0"/>
+                      <a:ext cx="5303520" cy="2863900"/>
+                    </a:xfrm>
+                    <a:prstGeom prst="rect">
+                      <a:avLst/>
+                    </a:prstGeom>
+                    <a:noFill/>
+                    <a:ln w="9525">
+                      <a:noFill/>
+                      <a:headEnd/>
+                      <a:tailEnd/>
+                    </a:ln>
+                  </pic:spPr>
+                </pic:pic>
+              </a:graphicData>
+            </a:graphic>
+          </wp:inline>
+        </w:drawing>
+      </w:r>
+    </w:p>
+    <w:p>
+      <w:pPr>
+        <w:pStyle w:val="BodyText"/>
+      </w:pPr>
+      <w:r>
+        <w:t xml:space="preserve">D Plain-cosine nearest retrieval, k = 757</w:t>
+      </w:r>
+    </w:p>
+    <w:p>
+      <w:pPr>
+        <w:pStyle w:val="BodyText"/>
+      </w:pPr>
+      <w:r>
+        <w:drawing>
+          <wp:inline>
+            <wp:extent cx="5303520" cy="2863900"/>
+            <wp:effectExtent b="0" l="0" r="0" t="0"/>
+            <wp:docPr descr="" title="" id="1" name="Picture"/>
+            <a:graphic>
+              <a:graphicData uri="http://schemas.openxmlformats.org/drawingml/2006/picture">
+                <pic:pic>
+                  <pic:nvPicPr>
+                    <pic:cNvPr descr="../results/Qwen-Qwen3-Embedding-8B/google_medgemma-27b-text-it/neighbor_count_sweep/best_k_panels/pr_curve_NEAREST_PLAIN_COSINE_alpha1_k757.png" id="0" name="Picture"/>
+                    <pic:cNvPicPr>
+                      <a:picLocks noChangeArrowheads="1" noChangeAspect="1"/>
+                    </pic:cNvPicPr>
+                  </pic:nvPicPr>
+                  <pic:blipFill>
+                    <a:blip r:embed="rId23"/>
+                    <a:stretch>
+                      <a:fillRect/>
+                    </a:stretch>
+                  </pic:blipFill>
+                  <pic:spPr bwMode="auto">
+                    <a:xfrm>
+                      <a:off x="0" y="0"/>
+                      <a:ext cx="5303520" cy="2863900"/>
+                    </a:xfrm>
+                    <a:prstGeom prst="rect">
+                      <a:avLst/>
+                    </a:prstGeom>
+                    <a:noFill/>
+                    <a:ln w="9525">
+                      <a:noFill/>
+                      <a:headEnd/>
+                      <a:tailEnd/>
+                    </a:ln>
+                  </pic:spPr>
+                </pic:pic>
+              </a:graphicData>
+            </a:graphic>
+          </wp:inline>
+        </w:drawing>
+      </w:r>
+    </w:p>
+    <w:p>
+      <w:pPr>
+        <w:pStyle w:val="BodyText"/>
+      </w:pPr>
+      <w:r>
+        <w:t xml:space="preserve">E Random retrieval, uniform weights, k = 32,720</w:t>
+      </w:r>
+    </w:p>
+    <w:p>
+      <w:pPr>
+        <w:pStyle w:val="BodyText"/>
+      </w:pPr>
+      <w:r>
+        <w:drawing>
+          <wp:inline>
+            <wp:extent cx="5303520" cy="2863900"/>
+            <wp:effectExtent b="0" l="0" r="0" t="0"/>
+            <wp:docPr descr="" title="" id="1" name="Picture"/>
+            <a:graphic>
+              <a:graphicData uri="http://schemas.openxmlformats.org/drawingml/2006/picture">
+                <pic:pic>
+                  <pic:nvPicPr>
+                    <pic:cNvPr descr="../results/Qwen-Qwen3-Embedding-8B/google_medgemma-27b-text-it/neighbor_count_sweep/best_k_panels/pr_curve_RANDOM_UNIFORM_k32720.png" id="0" name="Picture"/>
+                    <pic:cNvPicPr>
+                      <a:picLocks noChangeArrowheads="1" noChangeAspect="1"/>
+                    </pic:cNvPicPr>
+                  </pic:nvPicPr>
+                  <pic:blipFill>
+                    <a:blip r:embed="rId24"/>
+                    <a:stretch>
+                      <a:fillRect/>
+                    </a:stretch>
+                  </pic:blipFill>
+                  <pic:spPr bwMode="auto">
+                    <a:xfrm>
+                      <a:off x="0" y="0"/>
+                      <a:ext cx="5303520" cy="2863900"/>
+                    </a:xfrm>
+                    <a:prstGeom prst="rect">
+                      <a:avLst/>
+                    </a:prstGeom>
+                    <a:noFill/>
+                    <a:ln w="9525">
+                      <a:noFill/>
+                      <a:headEnd/>
+                      <a:tailEnd/>
+                    </a:ln>
+                  </pic:spPr>
+                </pic:pic>
+              </a:graphicData>
+            </a:graphic>
+          </wp:inline>
+        </w:drawing>
+      </w:r>
+    </w:p>
+    <w:p>
+      <w:pPr>
+        <w:pStyle w:val="BodyText"/>
+      </w:pPr>
+      <w:r>
+        <w:t xml:space="preserve">Figure S4. Precision–recall curves (held-out test set; primary Qwen3-Embedding-8B encoder). (A) Embedded logistic regression; (B) feature-vector XGBoost; (C–E) the 3 retrieval arms, each at its own test-selected best k. C is the draw of 1,000 whose ROC AUC at that k is closest to their mean. Retrieval panels print average precision, which differs from the table AUPRC in the third decimal. The no-skill reference is 0.175, the positive rate.</w:t>
+      </w:r>
+    </w:p>
+    <w:bookmarkEnd w:id="25"/>
     <w:sectPr>
       <w:pgSz w:h="15840" w:w="12240"/>
       <w:pgMar w:bottom="1440" w:footer="708" w:gutter="0" w:header="708" w:left="1800" w:right="1800" w:top="1440"/>

--- a/research/TRD-EHR/paper1-trd-prediction/parts/supplement/16-s2-precision-recall-performance.docx
+++ b/research/TRD-EHR/paper1-trd-prediction/parts/supplement/16-s2-precision-recall-performance.docx
@@ -24,7 +24,7 @@
         <w:pStyle w:val="BodyText"/>
       </w:pPr>
       <w:r>
-        <w:t xml:space="preserve">AUPRC remained modest across models (Tables S1–S2; Figure S4). The leading embedded and feature models achieved 0.302 and 0.298, respectively. These values are also summarized in Table 2. At each retrieval arm’s best k, AUPRC was 0.272 (95% CI 0.251–0.294) for importance-weighted, 0.264 (95% CI 0.244–0.286) for plain cosine, and 0.176 (95% CI 0.165–0.188) for random retrieval. Random retrieval therefore sat at the no-skill reference. The best k was chosen on the test patients by ROC AUC, so these values are optimistic.</w:t>
+        <w:t xml:space="preserve">AUPRC remained modest across models (Tables S1–S2; Figure S4). The leading embedded and feature models achieved 0.302 (95% CI 0.281–0.325) and 0.298 (95% CI 0.276–0.322), respectively. These values are also summarized in Table 2. At each retrieval arm’s best k, AUPRC was 0.272 (95% CI 0.251–0.294) for importance-weighted, 0.264 (95% CI 0.244–0.286) for plain cosine, and 0.176 (95% CI 0.165–0.188) for random retrieval. Random retrieval therefore sat at the no-skill reference. The best k was chosen on the test patients by ROC AUC, so these values are optimistic.</w:t>
       </w:r>
     </w:p>
     <w:p>
@@ -32,7 +32,7 @@
         <w:pStyle w:val="BodyText"/>
       </w:pPr>
       <w:r>
-        <w:t xml:space="preserve">Table S1. AUPRC of the four classifiers on each representation (held-out test set). No-skill baseline = 0.175 (the positive rate).</w:t>
+        <w:t xml:space="preserve">Table S1. AUPRC of the four classifiers on each representation and of the 3 retrieval arms, each arm at its own test-selected best k (held-out test set), with bootstrap 95% CIs. No-skill baseline = 0.175 (the positive rate, 95% CI 0.167–0.183).</w:t>
       </w:r>
     </w:p>
     <w:tbl>
@@ -69,7 +69,7 @@
                 <w:bCs/>
                 <w:b/>
               </w:rPr>
-              <w:t xml:space="preserve">Classifier</w:t>
+              <w:t xml:space="preserve">Model</w:t>
             </w:r>
           </w:p>
         </w:tc>
@@ -84,7 +84,7 @@
                 <w:bCs/>
                 <w:b/>
               </w:rPr>
-              <w:t xml:space="preserve">AUPRC</w:t>
+              <w:t xml:space="preserve">AUPRC (95% CI)</w:t>
             </w:r>
           </w:p>
         </w:tc>
@@ -119,7 +119,7 @@
               <w:jc w:val="left"/>
             </w:pPr>
             <w:r>
-              <w:t xml:space="preserve">0.302</w:t>
+              <w:t xml:space="preserve">0.302 (0.281–0.325)</w:t>
             </w:r>
           </w:p>
         </w:tc>
@@ -154,7 +154,7 @@
               <w:jc w:val="left"/>
             </w:pPr>
             <w:r>
-              <w:t xml:space="preserve">0.270</w:t>
+              <w:t xml:space="preserve">0.270 (0.250–0.291)</w:t>
             </w:r>
           </w:p>
         </w:tc>
@@ -189,7 +189,7 @@
               <w:jc w:val="left"/>
             </w:pPr>
             <w:r>
-              <w:t xml:space="preserve">0.276</w:t>
+              <w:t xml:space="preserve">0.276 (0.256–0.298)</w:t>
             </w:r>
           </w:p>
         </w:tc>
@@ -224,7 +224,7 @@
               <w:jc w:val="left"/>
             </w:pPr>
             <w:r>
-              <w:t xml:space="preserve">0.278</w:t>
+              <w:t xml:space="preserve">0.278 (0.257–0.300)</w:t>
             </w:r>
           </w:p>
         </w:tc>
@@ -259,7 +259,7 @@
               <w:jc w:val="left"/>
             </w:pPr>
             <w:r>
-              <w:t xml:space="preserve">0.278</w:t>
+              <w:t xml:space="preserve">0.278 (0.256–0.300)</w:t>
             </w:r>
           </w:p>
         </w:tc>
@@ -294,7 +294,7 @@
               <w:jc w:val="left"/>
             </w:pPr>
             <w:r>
-              <w:t xml:space="preserve">0.293</w:t>
+              <w:t xml:space="preserve">0.293 (0.271–0.315)</w:t>
             </w:r>
           </w:p>
         </w:tc>
@@ -329,7 +329,7 @@
               <w:jc w:val="left"/>
             </w:pPr>
             <w:r>
-              <w:t xml:space="preserve">0.288</w:t>
+              <w:t xml:space="preserve">0.288 (0.267–0.309)</w:t>
             </w:r>
           </w:p>
         </w:tc>
@@ -364,7 +364,112 @@
               <w:jc w:val="left"/>
             </w:pPr>
             <w:r>
-              <w:t xml:space="preserve">0.298</w:t>
+              <w:t xml:space="preserve">0.298 (0.276–0.322)</w:t>
+            </w:r>
+          </w:p>
+        </w:tc>
+      </w:tr>
+      <w:tr>
+        <w:tc>
+          <w:p>
+            <w:pPr>
+              <w:pStyle w:val="Compact"/>
+              <w:jc w:val="left"/>
+            </w:pPr>
+            <w:r>
+              <w:t xml:space="preserve">Retrieval</w:t>
+            </w:r>
+          </w:p>
+        </w:tc>
+        <w:tc>
+          <w:p>
+            <w:pPr>
+              <w:pStyle w:val="Compact"/>
+              <w:jc w:val="left"/>
+            </w:pPr>
+            <w:r>
+              <w:t xml:space="preserve">Importance-weighted cosine, k = 295</w:t>
+            </w:r>
+          </w:p>
+        </w:tc>
+        <w:tc>
+          <w:p>
+            <w:pPr>
+              <w:pStyle w:val="Compact"/>
+              <w:jc w:val="left"/>
+            </w:pPr>
+            <w:r>
+              <w:t xml:space="preserve">0.272 (0.251–0.294)</w:t>
+            </w:r>
+          </w:p>
+        </w:tc>
+      </w:tr>
+      <w:tr>
+        <w:tc>
+          <w:p>
+            <w:pPr>
+              <w:pStyle w:val="Compact"/>
+              <w:jc w:val="left"/>
+            </w:pPr>
+            <w:r>
+              <w:t xml:space="preserve">Retrieval</w:t>
+            </w:r>
+          </w:p>
+        </w:tc>
+        <w:tc>
+          <w:p>
+            <w:pPr>
+              <w:pStyle w:val="Compact"/>
+              <w:jc w:val="left"/>
+            </w:pPr>
+            <w:r>
+              <w:t xml:space="preserve">Plain cosine, k = 757</w:t>
+            </w:r>
+          </w:p>
+        </w:tc>
+        <w:tc>
+          <w:p>
+            <w:pPr>
+              <w:pStyle w:val="Compact"/>
+              <w:jc w:val="left"/>
+            </w:pPr>
+            <w:r>
+              <w:t xml:space="preserve">0.264 (0.244–0.286)</w:t>
+            </w:r>
+          </w:p>
+        </w:tc>
+      </w:tr>
+      <w:tr>
+        <w:tc>
+          <w:p>
+            <w:pPr>
+              <w:pStyle w:val="Compact"/>
+              <w:jc w:val="left"/>
+            </w:pPr>
+            <w:r>
+              <w:t xml:space="preserve">Retrieval</w:t>
+            </w:r>
+          </w:p>
+        </w:tc>
+        <w:tc>
+          <w:p>
+            <w:pPr>
+              <w:pStyle w:val="Compact"/>
+              <w:jc w:val="left"/>
+            </w:pPr>
+            <w:r>
+              <w:t xml:space="preserve">Random, uniform weights, k = 32,720</w:t>
+            </w:r>
+          </w:p>
+        </w:tc>
+        <w:tc>
+          <w:p>
+            <w:pPr>
+              <w:pStyle w:val="Compact"/>
+              <w:jc w:val="left"/>
+            </w:pPr>
+            <w:r>
+              <w:t xml:space="preserve">0.176 (0.165–0.188)</w:t>
             </w:r>
           </w:p>
         </w:tc>
@@ -375,7 +480,7 @@
         <w:pStyle w:val="BodyText"/>
       </w:pPr>
       <w:r>
-        <w:t xml:space="preserve">Retrieval rows, each at its own test-selected best k, with bootstrap 95% CIs:</w:t>
+        <w:t xml:space="preserve">Table S2. Embedded logistic-regression AUPRC by encoder (held-out test set), with bootstrap 95% CIs. No-skill baseline = 0.175.</w:t>
       </w:r>
     </w:p>
     <w:tbl>
@@ -397,7 +502,7 @@
                 <w:bCs/>
                 <w:b/>
               </w:rPr>
-              <w:t xml:space="preserve">Retrieval arm</w:t>
+              <w:t xml:space="preserve">Encoder</w:t>
             </w:r>
           </w:p>
         </w:tc>
@@ -425,18 +530,18 @@
               <w:jc w:val="left"/>
             </w:pPr>
             <w:r>
-              <w:t xml:space="preserve">Importance-weighted cosine, k = 295</w:t>
-            </w:r>
-          </w:p>
-        </w:tc>
-        <w:tc>
-          <w:p>
-            <w:pPr>
-              <w:pStyle w:val="Compact"/>
-              <w:jc w:val="left"/>
-            </w:pPr>
-            <w:r>
-              <w:t xml:space="preserve">0.272 (0.251–0.294)</w:t>
+              <w:t xml:space="preserve">bge-small-en-v1.5</w:t>
+            </w:r>
+          </w:p>
+        </w:tc>
+        <w:tc>
+          <w:p>
+            <w:pPr>
+              <w:pStyle w:val="Compact"/>
+              <w:jc w:val="left"/>
+            </w:pPr>
+            <w:r>
+              <w:t xml:space="preserve">0.281 (0.260–0.303)</w:t>
             </w:r>
           </w:p>
         </w:tc>
@@ -449,18 +554,18 @@
               <w:jc w:val="left"/>
             </w:pPr>
             <w:r>
-              <w:t xml:space="preserve">Plain cosine, k = 757</w:t>
-            </w:r>
-          </w:p>
-        </w:tc>
-        <w:tc>
-          <w:p>
-            <w:pPr>
-              <w:pStyle w:val="Compact"/>
-              <w:jc w:val="left"/>
-            </w:pPr>
-            <w:r>
-              <w:t xml:space="preserve">0.264 (0.244–0.286)</w:t>
+              <w:t xml:space="preserve">bge-en-icl</w:t>
+            </w:r>
+          </w:p>
+        </w:tc>
+        <w:tc>
+          <w:p>
+            <w:pPr>
+              <w:pStyle w:val="Compact"/>
+              <w:jc w:val="left"/>
+            </w:pPr>
+            <w:r>
+              <w:t xml:space="preserve">0.297 (0.277–0.320)</w:t>
             </w:r>
           </w:p>
         </w:tc>
@@ -473,66 +578,18 @@
               <w:jc w:val="left"/>
             </w:pPr>
             <w:r>
-              <w:t xml:space="preserve">Random, uniform weights, k = 32,720</w:t>
-            </w:r>
-          </w:p>
-        </w:tc>
-        <w:tc>
-          <w:p>
-            <w:pPr>
-              <w:pStyle w:val="Compact"/>
-              <w:jc w:val="left"/>
-            </w:pPr>
-            <w:r>
-              <w:t xml:space="preserve">0.176 (0.165–0.188)</w:t>
-            </w:r>
-          </w:p>
-        </w:tc>
-      </w:tr>
-    </w:tbl>
-    <w:p>
-      <w:pPr>
-        <w:pStyle w:val="BodyText"/>
-      </w:pPr>
-      <w:r>
-        <w:t xml:space="preserve">Table S2. Embedded logistic-regression AUPRC by encoder (held-out test set). No-skill baseline = 0.175.</w:t>
-      </w:r>
-    </w:p>
-    <w:tbl>
-      <w:tblPr>
-        <w:tblStyle w:val="Table"/>
-        <w:tblW w:type="pct" w:w="0.0"/>
-        <w:tblLook w:firstRow="1" w:lastRow="0" w:firstColumn="0" w:lastColumn="0" w:noHBand="0" w:noVBand="0" w:val="0020"/>
-      </w:tblPr>
-      <w:tblGrid/>
-      <w:tr>
-        <w:tc>
-          <w:p>
-            <w:pPr>
-              <w:pStyle w:val="Compact"/>
-              <w:jc w:val="left"/>
-            </w:pPr>
-            <w:r>
-              <w:rPr>
-                <w:bCs/>
-                <w:b/>
-              </w:rPr>
-              <w:t xml:space="preserve">Encoder</w:t>
-            </w:r>
-          </w:p>
-        </w:tc>
-        <w:tc>
-          <w:p>
-            <w:pPr>
-              <w:pStyle w:val="Compact"/>
-              <w:jc w:val="left"/>
-            </w:pPr>
-            <w:r>
-              <w:rPr>
-                <w:bCs/>
-                <w:b/>
-              </w:rPr>
-              <w:t xml:space="preserve">AUPRC</w:t>
+              <w:t xml:space="preserve">Qwen3-Embedding-4B</w:t>
+            </w:r>
+          </w:p>
+        </w:tc>
+        <w:tc>
+          <w:p>
+            <w:pPr>
+              <w:pStyle w:val="Compact"/>
+              <w:jc w:val="left"/>
+            </w:pPr>
+            <w:r>
+              <w:t xml:space="preserve">0.297 (0.274–0.319)</w:t>
             </w:r>
           </w:p>
         </w:tc>
@@ -545,78 +602,6 @@
               <w:jc w:val="left"/>
             </w:pPr>
             <w:r>
-              <w:t xml:space="preserve">bge-small-en-v1.5</w:t>
-            </w:r>
-          </w:p>
-        </w:tc>
-        <w:tc>
-          <w:p>
-            <w:pPr>
-              <w:pStyle w:val="Compact"/>
-              <w:jc w:val="left"/>
-            </w:pPr>
-            <w:r>
-              <w:t xml:space="preserve">0.281</w:t>
-            </w:r>
-          </w:p>
-        </w:tc>
-      </w:tr>
-      <w:tr>
-        <w:tc>
-          <w:p>
-            <w:pPr>
-              <w:pStyle w:val="Compact"/>
-              <w:jc w:val="left"/>
-            </w:pPr>
-            <w:r>
-              <w:t xml:space="preserve">bge-en-icl</w:t>
-            </w:r>
-          </w:p>
-        </w:tc>
-        <w:tc>
-          <w:p>
-            <w:pPr>
-              <w:pStyle w:val="Compact"/>
-              <w:jc w:val="left"/>
-            </w:pPr>
-            <w:r>
-              <w:t xml:space="preserve">0.297</w:t>
-            </w:r>
-          </w:p>
-        </w:tc>
-      </w:tr>
-      <w:tr>
-        <w:tc>
-          <w:p>
-            <w:pPr>
-              <w:pStyle w:val="Compact"/>
-              <w:jc w:val="left"/>
-            </w:pPr>
-            <w:r>
-              <w:t xml:space="preserve">Qwen3-Embedding-4B</w:t>
-            </w:r>
-          </w:p>
-        </w:tc>
-        <w:tc>
-          <w:p>
-            <w:pPr>
-              <w:pStyle w:val="Compact"/>
-              <w:jc w:val="left"/>
-            </w:pPr>
-            <w:r>
-              <w:t xml:space="preserve">0.297</w:t>
-            </w:r>
-          </w:p>
-        </w:tc>
-      </w:tr>
-      <w:tr>
-        <w:tc>
-          <w:p>
-            <w:pPr>
-              <w:pStyle w:val="Compact"/>
-              <w:jc w:val="left"/>
-            </w:pPr>
-            <w:r>
               <w:t xml:space="preserve">Qwen3-Embedding-8B</w:t>
             </w:r>
           </w:p>
@@ -628,7 +613,7 @@
               <w:jc w:val="left"/>
             </w:pPr>
             <w:r>
-              <w:t xml:space="preserve">0.302</w:t>
+              <w:t xml:space="preserve">0.302 (0.281–0.325)</w:t>
             </w:r>
           </w:p>
         </w:tc>

--- a/research/TRD-EHR/paper1-trd-prediction/parts/supplement/16-s2-precision-recall-performance.docx
+++ b/research/TRD-EHR/paper1-trd-prediction/parts/supplement/16-s2-precision-recall-performance.docx
@@ -2,7 +2,7 @@
 <file path=word/document.xml><?xml version="1.0" encoding="utf-8"?>
 <w:document xmlns:w="http://schemas.openxmlformats.org/wordprocessingml/2006/main" xmlns:m="http://schemas.openxmlformats.org/officeDocument/2006/math" xmlns:r="http://schemas.openxmlformats.org/officeDocument/2006/relationships" xmlns:o="urn:schemas-microsoft-com:office:office" xmlns:v="urn:schemas-microsoft-com:vml" xmlns:w10="urn:schemas-microsoft-com:office:word" xmlns:a="http://schemas.openxmlformats.org/drawingml/2006/main" xmlns:pic="http://schemas.openxmlformats.org/drawingml/2006/picture" xmlns:wp="http://schemas.openxmlformats.org/drawingml/2006/wordprocessingDrawing">
   <w:body>
-    <w:bookmarkStart w:id="25" w:name="s2-precision-recall-performance"/>
+    <w:bookmarkStart w:id="24" w:name="_37c5a7aca085f00e238895c3e50aed26129ffba"/>
     <w:p>
       <w:pPr>
         <w:pStyle w:val="Heading1"/>
@@ -24,7 +24,7 @@
         <w:pStyle w:val="BodyText"/>
       </w:pPr>
       <w:r>
-        <w:t xml:space="preserve">AUPRC remained modest across models (Tables S1–S2; Figure S4). The leading embedded and feature models achieved 0.302 (95% CI 0.281–0.325) and 0.298 (95% CI 0.276–0.322), respectively. These values are also summarized in Table 2. At each retrieval arm’s best k, AUPRC was 0.272 (95% CI 0.251–0.294) for importance-weighted, 0.264 (95% CI 0.244–0.286) for plain cosine, and 0.176 (95% CI 0.165–0.188) for random retrieval. Random retrieval therefore sat at the no-skill reference. The best k was chosen on the test patients by ROC AUC, so these values are optimistic.</w:t>
+        <w:t xml:space="preserve">AUPRC remained modest across models (Tables S1–S2; Figure S4). The leading embedded and feature models achieved 0.302 (95% CI 0.281–0.325) and 0.298 (95% CI 0.276–0.322), respectively. These values are also summarized in Table 2. At each retrieval arm’s best k, AUPRC was 0.272 (95% CI 0.251–0.294) for logistic-regression-weighted, 0.264 (95% CI 0.244–0.286) for plain cosine, and 0.176 (95% CI 0.165–0.188) for random retrieval. Random retrieval therefore sat at the no-skill reference. The best k was chosen on the test patients by ROC AUC, so these values are optimistic.</w:t>
       </w:r>
     </w:p>
     <w:p>
@@ -38,51 +38,59 @@
     <w:tbl>
       <w:tblPr>
         <w:tblStyle w:val="Table"/>
-        <w:tblW w:type="pct" w:w="0.0"/>
+        <w:tblW w:type="pct" w:w="5000"/>
+        <w:tblLayout w:type="fixed"/>
         <w:tblLook w:firstRow="1" w:lastRow="0" w:firstColumn="0" w:lastColumn="0" w:noHBand="0" w:noVBand="0" w:val="0020"/>
       </w:tblPr>
-      <w:tblGrid/>
+      <w:tblGrid>
+        <w:gridCol w:w="2354"/>
+        <w:gridCol w:w="3210"/>
+        <w:gridCol w:w="2354"/>
+      </w:tblGrid>
       <w:tr>
-        <w:tc>
-          <w:p>
-            <w:pPr>
-              <w:pStyle w:val="Compact"/>
-              <w:jc w:val="left"/>
+        <w:trPr>
+          <w:tblHeader w:val="on"/>
+        </w:trPr>
+        <w:tc>
+          <w:tcPr/>
+          <w:p>
+            <w:pPr>
+              <w:pStyle w:val="Compact"/>
             </w:pPr>
             <w:r>
               <w:rPr>
+                <w:b/>
                 <w:bCs/>
-                <w:b/>
               </w:rPr>
               <w:t xml:space="preserve">Representation</w:t>
             </w:r>
           </w:p>
         </w:tc>
         <w:tc>
-          <w:p>
-            <w:pPr>
-              <w:pStyle w:val="Compact"/>
-              <w:jc w:val="left"/>
+          <w:tcPr/>
+          <w:p>
+            <w:pPr>
+              <w:pStyle w:val="Compact"/>
             </w:pPr>
             <w:r>
               <w:rPr>
+                <w:b/>
                 <w:bCs/>
-                <w:b/>
               </w:rPr>
               <w:t xml:space="preserve">Model</w:t>
             </w:r>
           </w:p>
         </w:tc>
         <w:tc>
-          <w:p>
-            <w:pPr>
-              <w:pStyle w:val="Compact"/>
-              <w:jc w:val="left"/>
+          <w:tcPr/>
+          <w:p>
+            <w:pPr>
+              <w:pStyle w:val="Compact"/>
             </w:pPr>
             <w:r>
               <w:rPr>
+                <w:b/>
                 <w:bCs/>
-                <w:b/>
               </w:rPr>
               <w:t xml:space="preserve">AUPRC (95% CI)</w:t>
             </w:r>
@@ -91,10 +99,10 @@
       </w:tr>
       <w:tr>
         <w:tc>
-          <w:p>
-            <w:pPr>
-              <w:pStyle w:val="Compact"/>
-              <w:jc w:val="left"/>
+          <w:tcPr/>
+          <w:p>
+            <w:pPr>
+              <w:pStyle w:val="Compact"/>
             </w:pPr>
             <w:r>
               <w:t xml:space="preserve">EMBEDDED</w:t>
@@ -102,10 +110,10 @@
           </w:p>
         </w:tc>
         <w:tc>
-          <w:p>
-            <w:pPr>
-              <w:pStyle w:val="Compact"/>
-              <w:jc w:val="left"/>
+          <w:tcPr/>
+          <w:p>
+            <w:pPr>
+              <w:pStyle w:val="Compact"/>
             </w:pPr>
             <w:r>
               <w:t xml:space="preserve">Logistic regression</w:t>
@@ -113,10 +121,10 @@
           </w:p>
         </w:tc>
         <w:tc>
-          <w:p>
-            <w:pPr>
-              <w:pStyle w:val="Compact"/>
-              <w:jc w:val="left"/>
+          <w:tcPr/>
+          <w:p>
+            <w:pPr>
+              <w:pStyle w:val="Compact"/>
             </w:pPr>
             <w:r>
               <w:t xml:space="preserve">0.302 (0.281–0.325)</w:t>
@@ -126,10 +134,10 @@
       </w:tr>
       <w:tr>
         <w:tc>
-          <w:p>
-            <w:pPr>
-              <w:pStyle w:val="Compact"/>
-              <w:jc w:val="left"/>
+          <w:tcPr/>
+          <w:p>
+            <w:pPr>
+              <w:pStyle w:val="Compact"/>
             </w:pPr>
             <w:r>
               <w:t xml:space="preserve">EMBEDDED</w:t>
@@ -137,10 +145,10 @@
           </w:p>
         </w:tc>
         <w:tc>
-          <w:p>
-            <w:pPr>
-              <w:pStyle w:val="Compact"/>
-              <w:jc w:val="left"/>
+          <w:tcPr/>
+          <w:p>
+            <w:pPr>
+              <w:pStyle w:val="Compact"/>
             </w:pPr>
             <w:r>
               <w:t xml:space="preserve">Random forest</w:t>
@@ -148,10 +156,10 @@
           </w:p>
         </w:tc>
         <w:tc>
-          <w:p>
-            <w:pPr>
-              <w:pStyle w:val="Compact"/>
-              <w:jc w:val="left"/>
+          <w:tcPr/>
+          <w:p>
+            <w:pPr>
+              <w:pStyle w:val="Compact"/>
             </w:pPr>
             <w:r>
               <w:t xml:space="preserve">0.270 (0.250–0.291)</w:t>
@@ -161,10 +169,10 @@
       </w:tr>
       <w:tr>
         <w:tc>
-          <w:p>
-            <w:pPr>
-              <w:pStyle w:val="Compact"/>
-              <w:jc w:val="left"/>
+          <w:tcPr/>
+          <w:p>
+            <w:pPr>
+              <w:pStyle w:val="Compact"/>
             </w:pPr>
             <w:r>
               <w:t xml:space="preserve">EMBEDDED</w:t>
@@ -172,10 +180,10 @@
           </w:p>
         </w:tc>
         <w:tc>
-          <w:p>
-            <w:pPr>
-              <w:pStyle w:val="Compact"/>
-              <w:jc w:val="left"/>
+          <w:tcPr/>
+          <w:p>
+            <w:pPr>
+              <w:pStyle w:val="Compact"/>
             </w:pPr>
             <w:r>
               <w:t xml:space="preserve">Gradient boosting</w:t>
@@ -183,10 +191,10 @@
           </w:p>
         </w:tc>
         <w:tc>
-          <w:p>
-            <w:pPr>
-              <w:pStyle w:val="Compact"/>
-              <w:jc w:val="left"/>
+          <w:tcPr/>
+          <w:p>
+            <w:pPr>
+              <w:pStyle w:val="Compact"/>
             </w:pPr>
             <w:r>
               <w:t xml:space="preserve">0.276 (0.256–0.298)</w:t>
@@ -196,10 +204,10 @@
       </w:tr>
       <w:tr>
         <w:tc>
-          <w:p>
-            <w:pPr>
-              <w:pStyle w:val="Compact"/>
-              <w:jc w:val="left"/>
+          <w:tcPr/>
+          <w:p>
+            <w:pPr>
+              <w:pStyle w:val="Compact"/>
             </w:pPr>
             <w:r>
               <w:t xml:space="preserve">EMBEDDED</w:t>
@@ -207,10 +215,10 @@
           </w:p>
         </w:tc>
         <w:tc>
-          <w:p>
-            <w:pPr>
-              <w:pStyle w:val="Compact"/>
-              <w:jc w:val="left"/>
+          <w:tcPr/>
+          <w:p>
+            <w:pPr>
+              <w:pStyle w:val="Compact"/>
             </w:pPr>
             <w:r>
               <w:t xml:space="preserve">XGBoost</w:t>
@@ -218,10 +226,10 @@
           </w:p>
         </w:tc>
         <w:tc>
-          <w:p>
-            <w:pPr>
-              <w:pStyle w:val="Compact"/>
-              <w:jc w:val="left"/>
+          <w:tcPr/>
+          <w:p>
+            <w:pPr>
+              <w:pStyle w:val="Compact"/>
             </w:pPr>
             <w:r>
               <w:t xml:space="preserve">0.278 (0.257–0.300)</w:t>
@@ -231,10 +239,10 @@
       </w:tr>
       <w:tr>
         <w:tc>
-          <w:p>
-            <w:pPr>
-              <w:pStyle w:val="Compact"/>
-              <w:jc w:val="left"/>
+          <w:tcPr/>
+          <w:p>
+            <w:pPr>
+              <w:pStyle w:val="Compact"/>
             </w:pPr>
             <w:r>
               <w:t xml:space="preserve">FEATURE</w:t>
@@ -242,10 +250,10 @@
           </w:p>
         </w:tc>
         <w:tc>
-          <w:p>
-            <w:pPr>
-              <w:pStyle w:val="Compact"/>
-              <w:jc w:val="left"/>
+          <w:tcPr/>
+          <w:p>
+            <w:pPr>
+              <w:pStyle w:val="Compact"/>
             </w:pPr>
             <w:r>
               <w:t xml:space="preserve">Logistic regression</w:t>
@@ -253,10 +261,10 @@
           </w:p>
         </w:tc>
         <w:tc>
-          <w:p>
-            <w:pPr>
-              <w:pStyle w:val="Compact"/>
-              <w:jc w:val="left"/>
+          <w:tcPr/>
+          <w:p>
+            <w:pPr>
+              <w:pStyle w:val="Compact"/>
             </w:pPr>
             <w:r>
               <w:t xml:space="preserve">0.278 (0.256–0.300)</w:t>
@@ -266,10 +274,10 @@
       </w:tr>
       <w:tr>
         <w:tc>
-          <w:p>
-            <w:pPr>
-              <w:pStyle w:val="Compact"/>
-              <w:jc w:val="left"/>
+          <w:tcPr/>
+          <w:p>
+            <w:pPr>
+              <w:pStyle w:val="Compact"/>
             </w:pPr>
             <w:r>
               <w:t xml:space="preserve">FEATURE</w:t>
@@ -277,10 +285,10 @@
           </w:p>
         </w:tc>
         <w:tc>
-          <w:p>
-            <w:pPr>
-              <w:pStyle w:val="Compact"/>
-              <w:jc w:val="left"/>
+          <w:tcPr/>
+          <w:p>
+            <w:pPr>
+              <w:pStyle w:val="Compact"/>
             </w:pPr>
             <w:r>
               <w:t xml:space="preserve">Random forest</w:t>
@@ -288,10 +296,10 @@
           </w:p>
         </w:tc>
         <w:tc>
-          <w:p>
-            <w:pPr>
-              <w:pStyle w:val="Compact"/>
-              <w:jc w:val="left"/>
+          <w:tcPr/>
+          <w:p>
+            <w:pPr>
+              <w:pStyle w:val="Compact"/>
             </w:pPr>
             <w:r>
               <w:t xml:space="preserve">0.293 (0.271–0.315)</w:t>
@@ -301,10 +309,10 @@
       </w:tr>
       <w:tr>
         <w:tc>
-          <w:p>
-            <w:pPr>
-              <w:pStyle w:val="Compact"/>
-              <w:jc w:val="left"/>
+          <w:tcPr/>
+          <w:p>
+            <w:pPr>
+              <w:pStyle w:val="Compact"/>
             </w:pPr>
             <w:r>
               <w:t xml:space="preserve">FEATURE</w:t>
@@ -312,10 +320,10 @@
           </w:p>
         </w:tc>
         <w:tc>
-          <w:p>
-            <w:pPr>
-              <w:pStyle w:val="Compact"/>
-              <w:jc w:val="left"/>
+          <w:tcPr/>
+          <w:p>
+            <w:pPr>
+              <w:pStyle w:val="Compact"/>
             </w:pPr>
             <w:r>
               <w:t xml:space="preserve">Gradient boosting</w:t>
@@ -323,10 +331,10 @@
           </w:p>
         </w:tc>
         <w:tc>
-          <w:p>
-            <w:pPr>
-              <w:pStyle w:val="Compact"/>
-              <w:jc w:val="left"/>
+          <w:tcPr/>
+          <w:p>
+            <w:pPr>
+              <w:pStyle w:val="Compact"/>
             </w:pPr>
             <w:r>
               <w:t xml:space="preserve">0.288 (0.267–0.309)</w:t>
@@ -336,10 +344,10 @@
       </w:tr>
       <w:tr>
         <w:tc>
-          <w:p>
-            <w:pPr>
-              <w:pStyle w:val="Compact"/>
-              <w:jc w:val="left"/>
+          <w:tcPr/>
+          <w:p>
+            <w:pPr>
+              <w:pStyle w:val="Compact"/>
             </w:pPr>
             <w:r>
               <w:t xml:space="preserve">FEATURE</w:t>
@@ -347,10 +355,10 @@
           </w:p>
         </w:tc>
         <w:tc>
-          <w:p>
-            <w:pPr>
-              <w:pStyle w:val="Compact"/>
-              <w:jc w:val="left"/>
+          <w:tcPr/>
+          <w:p>
+            <w:pPr>
+              <w:pStyle w:val="Compact"/>
             </w:pPr>
             <w:r>
               <w:t xml:space="preserve">XGBoost</w:t>
@@ -358,10 +366,10 @@
           </w:p>
         </w:tc>
         <w:tc>
-          <w:p>
-            <w:pPr>
-              <w:pStyle w:val="Compact"/>
-              <w:jc w:val="left"/>
+          <w:tcPr/>
+          <w:p>
+            <w:pPr>
+              <w:pStyle w:val="Compact"/>
             </w:pPr>
             <w:r>
               <w:t xml:space="preserve">0.298 (0.276–0.322)</w:t>
@@ -371,10 +379,10 @@
       </w:tr>
       <w:tr>
         <w:tc>
-          <w:p>
-            <w:pPr>
-              <w:pStyle w:val="Compact"/>
-              <w:jc w:val="left"/>
+          <w:tcPr/>
+          <w:p>
+            <w:pPr>
+              <w:pStyle w:val="Compact"/>
             </w:pPr>
             <w:r>
               <w:t xml:space="preserve">Retrieval</w:t>
@@ -382,21 +390,21 @@
           </w:p>
         </w:tc>
         <w:tc>
-          <w:p>
-            <w:pPr>
-              <w:pStyle w:val="Compact"/>
-              <w:jc w:val="left"/>
-            </w:pPr>
-            <w:r>
-              <w:t xml:space="preserve">Importance-weighted cosine, k = 295</w:t>
-            </w:r>
-          </w:p>
-        </w:tc>
-        <w:tc>
-          <w:p>
-            <w:pPr>
-              <w:pStyle w:val="Compact"/>
-              <w:jc w:val="left"/>
+          <w:tcPr/>
+          <w:p>
+            <w:pPr>
+              <w:pStyle w:val="Compact"/>
+            </w:pPr>
+            <w:r>
+              <w:t xml:space="preserve">Logistic-regression-weighted cosine, k = 295</w:t>
+            </w:r>
+          </w:p>
+        </w:tc>
+        <w:tc>
+          <w:tcPr/>
+          <w:p>
+            <w:pPr>
+              <w:pStyle w:val="Compact"/>
             </w:pPr>
             <w:r>
               <w:t xml:space="preserve">0.272 (0.251–0.294)</w:t>
@@ -406,10 +414,10 @@
       </w:tr>
       <w:tr>
         <w:tc>
-          <w:p>
-            <w:pPr>
-              <w:pStyle w:val="Compact"/>
-              <w:jc w:val="left"/>
+          <w:tcPr/>
+          <w:p>
+            <w:pPr>
+              <w:pStyle w:val="Compact"/>
             </w:pPr>
             <w:r>
               <w:t xml:space="preserve">Retrieval</w:t>
@@ -417,10 +425,10 @@
           </w:p>
         </w:tc>
         <w:tc>
-          <w:p>
-            <w:pPr>
-              <w:pStyle w:val="Compact"/>
-              <w:jc w:val="left"/>
+          <w:tcPr/>
+          <w:p>
+            <w:pPr>
+              <w:pStyle w:val="Compact"/>
             </w:pPr>
             <w:r>
               <w:t xml:space="preserve">Plain cosine, k = 757</w:t>
@@ -428,10 +436,10 @@
           </w:p>
         </w:tc>
         <w:tc>
-          <w:p>
-            <w:pPr>
-              <w:pStyle w:val="Compact"/>
-              <w:jc w:val="left"/>
+          <w:tcPr/>
+          <w:p>
+            <w:pPr>
+              <w:pStyle w:val="Compact"/>
             </w:pPr>
             <w:r>
               <w:t xml:space="preserve">0.264 (0.244–0.286)</w:t>
@@ -441,10 +449,10 @@
       </w:tr>
       <w:tr>
         <w:tc>
-          <w:p>
-            <w:pPr>
-              <w:pStyle w:val="Compact"/>
-              <w:jc w:val="left"/>
+          <w:tcPr/>
+          <w:p>
+            <w:pPr>
+              <w:pStyle w:val="Compact"/>
             </w:pPr>
             <w:r>
               <w:t xml:space="preserve">Retrieval</w:t>
@@ -452,10 +460,10 @@
           </w:p>
         </w:tc>
         <w:tc>
-          <w:p>
-            <w:pPr>
-              <w:pStyle w:val="Compact"/>
-              <w:jc w:val="left"/>
+          <w:tcPr/>
+          <w:p>
+            <w:pPr>
+              <w:pStyle w:val="Compact"/>
             </w:pPr>
             <w:r>
               <w:t xml:space="preserve">Random, uniform weights, k = 32,720</w:t>
@@ -463,10 +471,10 @@
           </w:p>
         </w:tc>
         <w:tc>
-          <w:p>
-            <w:pPr>
-              <w:pStyle w:val="Compact"/>
-              <w:jc w:val="left"/>
+          <w:tcPr/>
+          <w:p>
+            <w:pPr>
+              <w:pStyle w:val="Compact"/>
             </w:pPr>
             <w:r>
               <w:t xml:space="preserve">0.176 (0.165–0.188)</w:t>
@@ -477,7 +485,7 @@
     </w:tbl>
     <w:p>
       <w:pPr>
-        <w:pStyle w:val="BodyText"/>
+        <w:pStyle w:val="FirstParagraph"/>
       </w:pPr>
       <w:r>
         <w:t xml:space="preserve">Table S2. Embedded logistic-regression AUPRC by encoder (held-out test set), with bootstrap 95% CIs. No-skill baseline = 0.175.</w:t>
@@ -486,36 +494,42 @@
     <w:tbl>
       <w:tblPr>
         <w:tblStyle w:val="Table"/>
-        <w:tblW w:type="pct" w:w="0.0"/>
+        <w:tblW w:type="auto" w:w="0"/>
         <w:tblLook w:firstRow="1" w:lastRow="0" w:firstColumn="0" w:lastColumn="0" w:noHBand="0" w:noVBand="0" w:val="0020"/>
       </w:tblPr>
-      <w:tblGrid/>
+      <w:tblGrid>
+        <w:gridCol w:w="3960"/>
+        <w:gridCol w:w="3960"/>
+      </w:tblGrid>
       <w:tr>
-        <w:tc>
-          <w:p>
-            <w:pPr>
-              <w:pStyle w:val="Compact"/>
-              <w:jc w:val="left"/>
+        <w:trPr>
+          <w:tblHeader w:val="on"/>
+        </w:trPr>
+        <w:tc>
+          <w:tcPr/>
+          <w:p>
+            <w:pPr>
+              <w:pStyle w:val="Compact"/>
             </w:pPr>
             <w:r>
               <w:rPr>
+                <w:b/>
                 <w:bCs/>
-                <w:b/>
               </w:rPr>
               <w:t xml:space="preserve">Encoder</w:t>
             </w:r>
           </w:p>
         </w:tc>
         <w:tc>
-          <w:p>
-            <w:pPr>
-              <w:pStyle w:val="Compact"/>
-              <w:jc w:val="left"/>
+          <w:tcPr/>
+          <w:p>
+            <w:pPr>
+              <w:pStyle w:val="Compact"/>
             </w:pPr>
             <w:r>
               <w:rPr>
+                <w:b/>
                 <w:bCs/>
-                <w:b/>
               </w:rPr>
               <w:t xml:space="preserve">AUPRC (95% CI)</w:t>
             </w:r>
@@ -524,10 +538,10 @@
       </w:tr>
       <w:tr>
         <w:tc>
-          <w:p>
-            <w:pPr>
-              <w:pStyle w:val="Compact"/>
-              <w:jc w:val="left"/>
+          <w:tcPr/>
+          <w:p>
+            <w:pPr>
+              <w:pStyle w:val="Compact"/>
             </w:pPr>
             <w:r>
               <w:t xml:space="preserve">bge-small-en-v1.5</w:t>
@@ -535,10 +549,10 @@
           </w:p>
         </w:tc>
         <w:tc>
-          <w:p>
-            <w:pPr>
-              <w:pStyle w:val="Compact"/>
-              <w:jc w:val="left"/>
+          <w:tcPr/>
+          <w:p>
+            <w:pPr>
+              <w:pStyle w:val="Compact"/>
             </w:pPr>
             <w:r>
               <w:t xml:space="preserve">0.281 (0.260–0.303)</w:t>
@@ -548,10 +562,10 @@
       </w:tr>
       <w:tr>
         <w:tc>
-          <w:p>
-            <w:pPr>
-              <w:pStyle w:val="Compact"/>
-              <w:jc w:val="left"/>
+          <w:tcPr/>
+          <w:p>
+            <w:pPr>
+              <w:pStyle w:val="Compact"/>
             </w:pPr>
             <w:r>
               <w:t xml:space="preserve">bge-en-icl</w:t>
@@ -559,10 +573,10 @@
           </w:p>
         </w:tc>
         <w:tc>
-          <w:p>
-            <w:pPr>
-              <w:pStyle w:val="Compact"/>
-              <w:jc w:val="left"/>
+          <w:tcPr/>
+          <w:p>
+            <w:pPr>
+              <w:pStyle w:val="Compact"/>
             </w:pPr>
             <w:r>
               <w:t xml:space="preserve">0.297 (0.277–0.320)</w:t>
@@ -572,10 +586,10 @@
       </w:tr>
       <w:tr>
         <w:tc>
-          <w:p>
-            <w:pPr>
-              <w:pStyle w:val="Compact"/>
-              <w:jc w:val="left"/>
+          <w:tcPr/>
+          <w:p>
+            <w:pPr>
+              <w:pStyle w:val="Compact"/>
             </w:pPr>
             <w:r>
               <w:t xml:space="preserve">Qwen3-Embedding-4B</w:t>
@@ -583,10 +597,10 @@
           </w:p>
         </w:tc>
         <w:tc>
-          <w:p>
-            <w:pPr>
-              <w:pStyle w:val="Compact"/>
-              <w:jc w:val="left"/>
+          <w:tcPr/>
+          <w:p>
+            <w:pPr>
+              <w:pStyle w:val="Compact"/>
             </w:pPr>
             <w:r>
               <w:t xml:space="preserve">0.297 (0.274–0.319)</w:t>
@@ -596,10 +610,10 @@
       </w:tr>
       <w:tr>
         <w:tc>
-          <w:p>
-            <w:pPr>
-              <w:pStyle w:val="Compact"/>
-              <w:jc w:val="left"/>
+          <w:tcPr/>
+          <w:p>
+            <w:pPr>
+              <w:pStyle w:val="Compact"/>
             </w:pPr>
             <w:r>
               <w:t xml:space="preserve">Qwen3-Embedding-8B</w:t>
@@ -607,10 +621,10 @@
           </w:p>
         </w:tc>
         <w:tc>
-          <w:p>
-            <w:pPr>
-              <w:pStyle w:val="Compact"/>
-              <w:jc w:val="left"/>
+          <w:tcPr/>
+          <w:p>
+            <w:pPr>
+              <w:pStyle w:val="Compact"/>
             </w:pPr>
             <w:r>
               <w:t xml:space="preserve">0.302 (0.281–0.325)</w:t>
@@ -621,7 +635,7 @@
     </w:tbl>
     <w:p>
       <w:pPr>
-        <w:pStyle w:val="BodyText"/>
+        <w:pStyle w:val="FirstParagraph"/>
       </w:pPr>
       <w:r>
         <w:t xml:space="preserve">A Embedded logistic regression</w:t>
@@ -636,18 +650,18 @@
           <wp:inline>
             <wp:extent cx="5303520" cy="2863900"/>
             <wp:effectExtent b="0" l="0" r="0" t="0"/>
-            <wp:docPr descr="" title="" id="1" name="Picture"/>
+            <wp:docPr descr="" title="" id="10" name="Picture"/>
             <a:graphic>
               <a:graphicData uri="http://schemas.openxmlformats.org/drawingml/2006/picture">
                 <pic:pic>
                   <pic:nvPicPr>
-                    <pic:cNvPr descr="../results/Qwen-Qwen3-Embedding-8B/google_medgemma-27b-text-it/pr_curves/pr_curve_logistic_regression_EMBEDDED.png" id="0" name="Picture"/>
+                    <pic:cNvPr descr="/Users/mikeyferguson/Developer/Atlas/.claude/worktrees/wf_ac3faf7c-0a3-1/research/TRD-EHR/exports/results/Qwen-Qwen3-Embedding-8B/google_medgemma-27b-text-it/pr_curves/pr_curve_logistic_regression_EMBEDDED.png" id="11" name="Picture"/>
                     <pic:cNvPicPr>
                       <a:picLocks noChangeArrowheads="1" noChangeAspect="1"/>
                     </pic:cNvPicPr>
                   </pic:nvPicPr>
                   <pic:blipFill>
-                    <a:blip r:embed="rId20"/>
+                    <a:blip r:embed="rId9"/>
                     <a:stretch>
                       <a:fillRect/>
                     </a:stretch>
@@ -691,12 +705,177 @@
           <wp:inline>
             <wp:extent cx="5303520" cy="2863900"/>
             <wp:effectExtent b="0" l="0" r="0" t="0"/>
-            <wp:docPr descr="" title="" id="1" name="Picture"/>
+            <wp:docPr descr="" title="" id="13" name="Picture"/>
             <a:graphic>
               <a:graphicData uri="http://schemas.openxmlformats.org/drawingml/2006/picture">
                 <pic:pic>
                   <pic:nvPicPr>
-                    <pic:cNvPr descr="../results/Qwen-Qwen3-Embedding-8B/google_medgemma-27b-text-it/pr_curves/pr_curve_xgboost_FEATURE.png" id="0" name="Picture"/>
+                    <pic:cNvPr descr="/Users/mikeyferguson/Developer/Atlas/.claude/worktrees/wf_ac3faf7c-0a3-1/research/TRD-EHR/exports/results/Qwen-Qwen3-Embedding-8B/google_medgemma-27b-text-it/pr_curves/pr_curve_xgboost_FEATURE.png" id="14" name="Picture"/>
+                    <pic:cNvPicPr>
+                      <a:picLocks noChangeArrowheads="1" noChangeAspect="1"/>
+                    </pic:cNvPicPr>
+                  </pic:nvPicPr>
+                  <pic:blipFill>
+                    <a:blip r:embed="rId12"/>
+                    <a:stretch>
+                      <a:fillRect/>
+                    </a:stretch>
+                  </pic:blipFill>
+                  <pic:spPr bwMode="auto">
+                    <a:xfrm>
+                      <a:off x="0" y="0"/>
+                      <a:ext cx="5303520" cy="2863900"/>
+                    </a:xfrm>
+                    <a:prstGeom prst="rect">
+                      <a:avLst/>
+                    </a:prstGeom>
+                    <a:noFill/>
+                    <a:ln w="9525">
+                      <a:noFill/>
+                      <a:headEnd/>
+                      <a:tailEnd/>
+                    </a:ln>
+                  </pic:spPr>
+                </pic:pic>
+              </a:graphicData>
+            </a:graphic>
+          </wp:inline>
+        </w:drawing>
+      </w:r>
+    </w:p>
+    <w:p>
+      <w:pPr>
+        <w:pStyle w:val="BodyText"/>
+      </w:pPr>
+      <w:r>
+        <w:t xml:space="preserve">C Logistic-regression-weighted nearest retrieval, k = 295</w:t>
+      </w:r>
+    </w:p>
+    <w:p>
+      <w:pPr>
+        <w:pStyle w:val="BodyText"/>
+      </w:pPr>
+      <w:r>
+        <w:drawing>
+          <wp:inline>
+            <wp:extent cx="5303520" cy="2863900"/>
+            <wp:effectExtent b="0" l="0" r="0" t="0"/>
+            <wp:docPr descr="" title="" id="16" name="Picture"/>
+            <a:graphic>
+              <a:graphicData uri="http://schemas.openxmlformats.org/drawingml/2006/picture">
+                <pic:pic>
+                  <pic:nvPicPr>
+                    <pic:cNvPr descr="/Users/mikeyferguson/Developer/Atlas/.claude/worktrees/wf_ac3faf7c-0a3-1/research/TRD-EHR/exports/results/Qwen-Qwen3-Embedding-8B/google_medgemma-27b-text-it/neighbor_count_sweep/best_k_panels/pr_curve_NEAREST_IMPORTANCE_WEIGHTED_alpha1_k295.png" id="17" name="Picture"/>
+                    <pic:cNvPicPr>
+                      <a:picLocks noChangeArrowheads="1" noChangeAspect="1"/>
+                    </pic:cNvPicPr>
+                  </pic:nvPicPr>
+                  <pic:blipFill>
+                    <a:blip r:embed="rId15"/>
+                    <a:stretch>
+                      <a:fillRect/>
+                    </a:stretch>
+                  </pic:blipFill>
+                  <pic:spPr bwMode="auto">
+                    <a:xfrm>
+                      <a:off x="0" y="0"/>
+                      <a:ext cx="5303520" cy="2863900"/>
+                    </a:xfrm>
+                    <a:prstGeom prst="rect">
+                      <a:avLst/>
+                    </a:prstGeom>
+                    <a:noFill/>
+                    <a:ln w="9525">
+                      <a:noFill/>
+                      <a:headEnd/>
+                      <a:tailEnd/>
+                    </a:ln>
+                  </pic:spPr>
+                </pic:pic>
+              </a:graphicData>
+            </a:graphic>
+          </wp:inline>
+        </w:drawing>
+      </w:r>
+    </w:p>
+    <w:p>
+      <w:pPr>
+        <w:pStyle w:val="BodyText"/>
+      </w:pPr>
+      <w:r>
+        <w:t xml:space="preserve">D Plain-cosine nearest retrieval, k = 757</w:t>
+      </w:r>
+    </w:p>
+    <w:p>
+      <w:pPr>
+        <w:pStyle w:val="BodyText"/>
+      </w:pPr>
+      <w:r>
+        <w:drawing>
+          <wp:inline>
+            <wp:extent cx="5303520" cy="2863900"/>
+            <wp:effectExtent b="0" l="0" r="0" t="0"/>
+            <wp:docPr descr="" title="" id="19" name="Picture"/>
+            <a:graphic>
+              <a:graphicData uri="http://schemas.openxmlformats.org/drawingml/2006/picture">
+                <pic:pic>
+                  <pic:nvPicPr>
+                    <pic:cNvPr descr="/Users/mikeyferguson/Developer/Atlas/.claude/worktrees/wf_ac3faf7c-0a3-1/research/TRD-EHR/exports/results/Qwen-Qwen3-Embedding-8B/google_medgemma-27b-text-it/neighbor_count_sweep/best_k_panels/pr_curve_NEAREST_PLAIN_COSINE_alpha1_k757.png" id="20" name="Picture"/>
+                    <pic:cNvPicPr>
+                      <a:picLocks noChangeArrowheads="1" noChangeAspect="1"/>
+                    </pic:cNvPicPr>
+                  </pic:nvPicPr>
+                  <pic:blipFill>
+                    <a:blip r:embed="rId18"/>
+                    <a:stretch>
+                      <a:fillRect/>
+                    </a:stretch>
+                  </pic:blipFill>
+                  <pic:spPr bwMode="auto">
+                    <a:xfrm>
+                      <a:off x="0" y="0"/>
+                      <a:ext cx="5303520" cy="2863900"/>
+                    </a:xfrm>
+                    <a:prstGeom prst="rect">
+                      <a:avLst/>
+                    </a:prstGeom>
+                    <a:noFill/>
+                    <a:ln w="9525">
+                      <a:noFill/>
+                      <a:headEnd/>
+                      <a:tailEnd/>
+                    </a:ln>
+                  </pic:spPr>
+                </pic:pic>
+              </a:graphicData>
+            </a:graphic>
+          </wp:inline>
+        </w:drawing>
+      </w:r>
+    </w:p>
+    <w:p>
+      <w:pPr>
+        <w:pStyle w:val="BodyText"/>
+      </w:pPr>
+      <w:r>
+        <w:t xml:space="preserve">E Random retrieval, uniform weights, k = 32,720</w:t>
+      </w:r>
+    </w:p>
+    <w:p>
+      <w:pPr>
+        <w:pStyle w:val="BodyText"/>
+      </w:pPr>
+      <w:r>
+        <w:drawing>
+          <wp:inline>
+            <wp:extent cx="5303520" cy="2863900"/>
+            <wp:effectExtent b="0" l="0" r="0" t="0"/>
+            <wp:docPr descr="" title="" id="22" name="Picture"/>
+            <a:graphic>
+              <a:graphicData uri="http://schemas.openxmlformats.org/drawingml/2006/picture">
+                <pic:pic>
+                  <pic:nvPicPr>
+                    <pic:cNvPr descr="/Users/mikeyferguson/Developer/Atlas/.claude/worktrees/wf_ac3faf7c-0a3-1/research/TRD-EHR/exports/results/Qwen-Qwen3-Embedding-8B/google_medgemma-27b-text-it/neighbor_count_sweep/best_k_panels/pr_curve_RANDOM_UNIFORM_k32720.png" id="23" name="Picture"/>
                     <pic:cNvPicPr>
                       <a:picLocks noChangeArrowheads="1" noChangeAspect="1"/>
                     </pic:cNvPicPr>
@@ -734,175 +913,10 @@
         <w:pStyle w:val="BodyText"/>
       </w:pPr>
       <w:r>
-        <w:t xml:space="preserve">C Importance-weighted nearest retrieval, k = 295</w:t>
+        <w:t xml:space="preserve">Figure S4. Precision–recall curves (held-out test set; primary Qwen3-Embedding-8B encoder). (A) Embedded logistic regression; (B) feature-vector XGBoost; (C–E) the 3 retrieval arms, each at its own test-selected best k. E is the draw of 1,000 whose ROC AUC at that k is closest to their mean. Every panel’s legend prints average precision with its bootstrap 95% CI (in E, the CI of that one draw over test patients) and the no-skill reference, the positive rate, 0.175 (95% CI 0.167–0.183). Legend average precision differs from the table AUPRC by at most 0.001.</w:t>
       </w:r>
     </w:p>
-    <w:p>
-      <w:pPr>
-        <w:pStyle w:val="BodyText"/>
-      </w:pPr>
-      <w:r>
-        <w:drawing>
-          <wp:inline>
-            <wp:extent cx="5303520" cy="2863900"/>
-            <wp:effectExtent b="0" l="0" r="0" t="0"/>
-            <wp:docPr descr="" title="" id="1" name="Picture"/>
-            <a:graphic>
-              <a:graphicData uri="http://schemas.openxmlformats.org/drawingml/2006/picture">
-                <pic:pic>
-                  <pic:nvPicPr>
-                    <pic:cNvPr descr="../results/Qwen-Qwen3-Embedding-8B/google_medgemma-27b-text-it/neighbor_count_sweep/best_k_panels/pr_curve_NEAREST_IMPORTANCE_WEIGHTED_alpha1_k295.png" id="0" name="Picture"/>
-                    <pic:cNvPicPr>
-                      <a:picLocks noChangeArrowheads="1" noChangeAspect="1"/>
-                    </pic:cNvPicPr>
-                  </pic:nvPicPr>
-                  <pic:blipFill>
-                    <a:blip r:embed="rId22"/>
-                    <a:stretch>
-                      <a:fillRect/>
-                    </a:stretch>
-                  </pic:blipFill>
-                  <pic:spPr bwMode="auto">
-                    <a:xfrm>
-                      <a:off x="0" y="0"/>
-                      <a:ext cx="5303520" cy="2863900"/>
-                    </a:xfrm>
-                    <a:prstGeom prst="rect">
-                      <a:avLst/>
-                    </a:prstGeom>
-                    <a:noFill/>
-                    <a:ln w="9525">
-                      <a:noFill/>
-                      <a:headEnd/>
-                      <a:tailEnd/>
-                    </a:ln>
-                  </pic:spPr>
-                </pic:pic>
-              </a:graphicData>
-            </a:graphic>
-          </wp:inline>
-        </w:drawing>
-      </w:r>
-    </w:p>
-    <w:p>
-      <w:pPr>
-        <w:pStyle w:val="BodyText"/>
-      </w:pPr>
-      <w:r>
-        <w:t xml:space="preserve">D Plain-cosine nearest retrieval, k = 757</w:t>
-      </w:r>
-    </w:p>
-    <w:p>
-      <w:pPr>
-        <w:pStyle w:val="BodyText"/>
-      </w:pPr>
-      <w:r>
-        <w:drawing>
-          <wp:inline>
-            <wp:extent cx="5303520" cy="2863900"/>
-            <wp:effectExtent b="0" l="0" r="0" t="0"/>
-            <wp:docPr descr="" title="" id="1" name="Picture"/>
-            <a:graphic>
-              <a:graphicData uri="http://schemas.openxmlformats.org/drawingml/2006/picture">
-                <pic:pic>
-                  <pic:nvPicPr>
-                    <pic:cNvPr descr="../results/Qwen-Qwen3-Embedding-8B/google_medgemma-27b-text-it/neighbor_count_sweep/best_k_panels/pr_curve_NEAREST_PLAIN_COSINE_alpha1_k757.png" id="0" name="Picture"/>
-                    <pic:cNvPicPr>
-                      <a:picLocks noChangeArrowheads="1" noChangeAspect="1"/>
-                    </pic:cNvPicPr>
-                  </pic:nvPicPr>
-                  <pic:blipFill>
-                    <a:blip r:embed="rId23"/>
-                    <a:stretch>
-                      <a:fillRect/>
-                    </a:stretch>
-                  </pic:blipFill>
-                  <pic:spPr bwMode="auto">
-                    <a:xfrm>
-                      <a:off x="0" y="0"/>
-                      <a:ext cx="5303520" cy="2863900"/>
-                    </a:xfrm>
-                    <a:prstGeom prst="rect">
-                      <a:avLst/>
-                    </a:prstGeom>
-                    <a:noFill/>
-                    <a:ln w="9525">
-                      <a:noFill/>
-                      <a:headEnd/>
-                      <a:tailEnd/>
-                    </a:ln>
-                  </pic:spPr>
-                </pic:pic>
-              </a:graphicData>
-            </a:graphic>
-          </wp:inline>
-        </w:drawing>
-      </w:r>
-    </w:p>
-    <w:p>
-      <w:pPr>
-        <w:pStyle w:val="BodyText"/>
-      </w:pPr>
-      <w:r>
-        <w:t xml:space="preserve">E Random retrieval, uniform weights, k = 32,720</w:t>
-      </w:r>
-    </w:p>
-    <w:p>
-      <w:pPr>
-        <w:pStyle w:val="BodyText"/>
-      </w:pPr>
-      <w:r>
-        <w:drawing>
-          <wp:inline>
-            <wp:extent cx="5303520" cy="2863900"/>
-            <wp:effectExtent b="0" l="0" r="0" t="0"/>
-            <wp:docPr descr="" title="" id="1" name="Picture"/>
-            <a:graphic>
-              <a:graphicData uri="http://schemas.openxmlformats.org/drawingml/2006/picture">
-                <pic:pic>
-                  <pic:nvPicPr>
-                    <pic:cNvPr descr="../results/Qwen-Qwen3-Embedding-8B/google_medgemma-27b-text-it/neighbor_count_sweep/best_k_panels/pr_curve_RANDOM_UNIFORM_k32720.png" id="0" name="Picture"/>
-                    <pic:cNvPicPr>
-                      <a:picLocks noChangeArrowheads="1" noChangeAspect="1"/>
-                    </pic:cNvPicPr>
-                  </pic:nvPicPr>
-                  <pic:blipFill>
-                    <a:blip r:embed="rId24"/>
-                    <a:stretch>
-                      <a:fillRect/>
-                    </a:stretch>
-                  </pic:blipFill>
-                  <pic:spPr bwMode="auto">
-                    <a:xfrm>
-                      <a:off x="0" y="0"/>
-                      <a:ext cx="5303520" cy="2863900"/>
-                    </a:xfrm>
-                    <a:prstGeom prst="rect">
-                      <a:avLst/>
-                    </a:prstGeom>
-                    <a:noFill/>
-                    <a:ln w="9525">
-                      <a:noFill/>
-                      <a:headEnd/>
-                      <a:tailEnd/>
-                    </a:ln>
-                  </pic:spPr>
-                </pic:pic>
-              </a:graphicData>
-            </a:graphic>
-          </wp:inline>
-        </w:drawing>
-      </w:r>
-    </w:p>
-    <w:p>
-      <w:pPr>
-        <w:pStyle w:val="BodyText"/>
-      </w:pPr>
-      <w:r>
-        <w:t xml:space="preserve">Figure S4. Precision–recall curves (held-out test set; primary Qwen3-Embedding-8B encoder). (A) Embedded logistic regression; (B) feature-vector XGBoost; (C–E) the 3 retrieval arms, each at its own test-selected best k. C is the draw of 1,000 whose ROC AUC at that k is closest to their mean. Retrieval panels print average precision, which differs from the table AUPRC in the third decimal. The no-skill reference is 0.175, the positive rate.</w:t>
-      </w:r>
-    </w:p>
-    <w:bookmarkEnd w:id="25"/>
+    <w:bookmarkEnd w:id="24"/>
     <w:sectPr>
       <w:pgSz w:h="15840" w:w="12240"/>
       <w:pgMar w:bottom="1440" w:footer="708" w:gutter="0" w:header="708" w:left="1800" w:right="1800" w:top="1440"/>
@@ -1114,14 +1128,14 @@
     </w:lvl>
   </w:abstractNum>
   <w:abstractNum w:abstractNumId="990">
-    <w:nsid w:val="2c1ae401"/>
+    <w:nsid w:val="0000A990"/>
     <w:multiLevelType w:val="multilevel"/>
     <w:lvl w:ilvl="0">
       <w:numFmt w:val="bullet"/>
       <w:lvlText w:val=" "/>
       <w:lvlJc w:val="left"/>
       <w:pPr>
-        <w:ind w:left="720" w:hanging="480"/>
+        <w:ind w:left="720" w:hanging="360"/>
       </w:pPr>
     </w:lvl>
     <w:lvl w:ilvl="1">
@@ -1129,7 +1143,7 @@
       <w:lvlText w:val=" "/>
       <w:lvlJc w:val="left"/>
       <w:pPr>
-        <w:ind w:left="1440" w:hanging="480"/>
+        <w:ind w:left="1440" w:hanging="360"/>
       </w:pPr>
     </w:lvl>
     <w:lvl w:ilvl="2">
@@ -1137,7 +1151,7 @@
       <w:lvlText w:val=" "/>
       <w:lvlJc w:val="left"/>
       <w:pPr>
-        <w:ind w:left="2160" w:hanging="480"/>
+        <w:ind w:left="2160" w:hanging="360"/>
       </w:pPr>
     </w:lvl>
     <w:lvl w:ilvl="3">
@@ -1145,7 +1159,7 @@
       <w:lvlText w:val=" "/>
       <w:lvlJc w:val="left"/>
       <w:pPr>
-        <w:ind w:left="2880" w:hanging="480"/>
+        <w:ind w:left="2880" w:hanging="360"/>
       </w:pPr>
     </w:lvl>
     <w:lvl w:ilvl="4">
@@ -1153,7 +1167,7 @@
       <w:lvlText w:val=" "/>
       <w:lvlJc w:val="left"/>
       <w:pPr>
-        <w:ind w:left="3600" w:hanging="480"/>
+        <w:ind w:left="3600" w:hanging="360"/>
       </w:pPr>
     </w:lvl>
     <w:lvl w:ilvl="5">
@@ -1161,7 +1175,7 @@
       <w:lvlText w:val=" "/>
       <w:lvlJc w:val="left"/>
       <w:pPr>
-        <w:ind w:left="4320" w:hanging="480"/>
+        <w:ind w:left="4320" w:hanging="360"/>
       </w:pPr>
     </w:lvl>
     <w:lvl w:ilvl="6">
@@ -1169,7 +1183,7 @@
       <w:lvlText w:val=" "/>
       <w:lvlJc w:val="left"/>
       <w:pPr>
-        <w:ind w:left="5040" w:hanging="480"/>
+        <w:ind w:left="5040" w:hanging="360"/>
       </w:pPr>
     </w:lvl>
     <w:lvl w:ilvl="7">
@@ -1177,7 +1191,7 @@
       <w:lvlText w:val=" "/>
       <w:lvlJc w:val="left"/>
       <w:pPr>
-        <w:ind w:left="5760" w:hanging="480"/>
+        <w:ind w:left="5760" w:hanging="360"/>
       </w:pPr>
     </w:lvl>
     <w:lvl w:ilvl="8">
@@ -1185,7 +1199,7 @@
       <w:lvlText w:val=" "/>
       <w:lvlJc w:val="left"/>
       <w:pPr>
-        <w:ind w:left="6480" w:hanging="480"/>
+        <w:ind w:left="6480" w:hanging="360"/>
       </w:pPr>
     </w:lvl>
   </w:abstractNum>
@@ -1936,8 +1950,8 @@
     <w:name w:val="KeywordTok"/>
     <w:basedOn w:val="VerbatimChar"/>
     <w:rPr>
+      <w:b/>
       <w:color w:val="007020"/>
-      <w:b/>
     </w:rPr>
   </w:style>
   <w:style w:type="character" w:customStyle="1" w:styleId="DataTypeTok">
@@ -2013,40 +2027,43 @@
   <w:style w:type="character" w:customStyle="1" w:styleId="ImportTok">
     <w:name w:val="ImportTok"/>
     <w:basedOn w:val="VerbatimChar"/>
-    <w:rPr/>
+    <w:rPr>
+      <w:b/>
+      <w:color w:val="008000"/>
+    </w:rPr>
   </w:style>
   <w:style w:type="character" w:customStyle="1" w:styleId="CommentTok">
     <w:name w:val="CommentTok"/>
     <w:basedOn w:val="VerbatimChar"/>
     <w:rPr>
+      <w:i/>
       <w:color w:val="60a0b0"/>
-      <w:i/>
     </w:rPr>
   </w:style>
   <w:style w:type="character" w:customStyle="1" w:styleId="DocumentationTok">
     <w:name w:val="DocumentationTok"/>
     <w:basedOn w:val="VerbatimChar"/>
     <w:rPr>
+      <w:i/>
       <w:color w:val="ba2121"/>
-      <w:i/>
     </w:rPr>
   </w:style>
   <w:style w:type="character" w:customStyle="1" w:styleId="AnnotationTok">
     <w:name w:val="AnnotationTok"/>
     <w:basedOn w:val="VerbatimChar"/>
     <w:rPr>
-      <w:color w:val="60a0b0"/>
       <w:b/>
       <w:i/>
+      <w:color w:val="60a0b0"/>
     </w:rPr>
   </w:style>
   <w:style w:type="character" w:customStyle="1" w:styleId="CommentVarTok">
     <w:name w:val="CommentVarTok"/>
     <w:basedOn w:val="VerbatimChar"/>
     <w:rPr>
-      <w:color w:val="60a0b0"/>
       <w:b/>
       <w:i/>
+      <w:color w:val="60a0b0"/>
     </w:rPr>
   </w:style>
   <w:style w:type="character" w:customStyle="1" w:styleId="OtherTok">
@@ -2074,8 +2091,8 @@
     <w:name w:val="ControlFlowTok"/>
     <w:basedOn w:val="VerbatimChar"/>
     <w:rPr>
+      <w:b/>
       <w:color w:val="007020"/>
-      <w:b/>
     </w:rPr>
   </w:style>
   <w:style w:type="character" w:customStyle="1" w:styleId="OperatorTok">
@@ -2088,7 +2105,9 @@
   <w:style w:type="character" w:customStyle="1" w:styleId="BuiltInTok">
     <w:name w:val="BuiltInTok"/>
     <w:basedOn w:val="VerbatimChar"/>
-    <w:rPr/>
+    <w:rPr>
+      <w:color w:val="008000"/>
+    </w:rPr>
   </w:style>
   <w:style w:type="character" w:customStyle="1" w:styleId="ExtensionTok">
     <w:name w:val="ExtensionTok"/>
@@ -2118,34 +2137,34 @@
     <w:name w:val="InformationTok"/>
     <w:basedOn w:val="VerbatimChar"/>
     <w:rPr>
-      <w:color w:val="60a0b0"/>
       <w:b/>
       <w:i/>
+      <w:color w:val="60a0b0"/>
     </w:rPr>
   </w:style>
   <w:style w:type="character" w:customStyle="1" w:styleId="WarningTok">
     <w:name w:val="WarningTok"/>
     <w:basedOn w:val="VerbatimChar"/>
     <w:rPr>
-      <w:color w:val="60a0b0"/>
       <w:b/>
       <w:i/>
+      <w:color w:val="60a0b0"/>
     </w:rPr>
   </w:style>
   <w:style w:type="character" w:customStyle="1" w:styleId="AlertTok">
     <w:name w:val="AlertTok"/>
     <w:basedOn w:val="VerbatimChar"/>
     <w:rPr>
+      <w:b/>
       <w:color w:val="ff0000"/>
-      <w:b/>
     </w:rPr>
   </w:style>
   <w:style w:type="character" w:customStyle="1" w:styleId="ErrorTok">
     <w:name w:val="ErrorTok"/>
     <w:basedOn w:val="VerbatimChar"/>
     <w:rPr>
+      <w:b/>
       <w:color w:val="ff0000"/>
-      <w:b/>
     </w:rPr>
   </w:style>
   <w:style w:type="character" w:customStyle="1" w:styleId="NormalTok">
